--- a/chapters/18-variable-selection-causal-inference.docx
+++ b/chapters/18-variable-selection-causal-inference.docx
@@ -1621,10 +1621,12 @@
       <m:oMath>
         <m:r>
           <m:rPr>
-            <m:nor/>
             <m:sty m:val="p"/>
           </m:rPr>
           <m:t>E</m:t>
+        </m:r>
+        <m:r>
+          <m:t>​</m:t>
         </m:r>
         <m:d>
           <m:dPr>
@@ -1658,6 +1660,9 @@
           </m:e>
         </m:d>
         <m:r>
+          <m:t>​</m:t>
+        </m:r>
+        <m:r>
           <m:rPr>
             <m:sty m:val="p"/>
           </m:rPr>
@@ -1665,10 +1670,12 @@
         </m:r>
         <m:r>
           <m:rPr>
-            <m:nor/>
             <m:sty m:val="p"/>
           </m:rPr>
           <m:t>E</m:t>
+        </m:r>
+        <m:r>
+          <m:t>​</m:t>
         </m:r>
         <m:d>
           <m:dPr>
@@ -1701,6 +1708,9 @@
             </m:sSup>
           </m:e>
         </m:d>
+        <m:r>
+          <m:t>​</m:t>
+        </m:r>
       </m:oMath>
       <w:r>
         <w:t xml:space="preserve">, we could adjust for all of</w:t>
@@ -1833,10 +1843,12 @@
       <m:oMath>
         <m:r>
           <m:rPr>
-            <m:nor/>
             <m:sty m:val="p"/>
           </m:rPr>
           <m:t>E</m:t>
+        </m:r>
+        <m:r>
+          <m:t>​</m:t>
         </m:r>
         <m:d>
           <m:dPr>
@@ -1870,6 +1882,9 @@
           </m:e>
         </m:d>
         <m:r>
+          <m:t>​</m:t>
+        </m:r>
+        <m:r>
           <m:rPr>
             <m:sty m:val="p"/>
           </m:rPr>
@@ -1877,10 +1892,12 @@
         </m:r>
         <m:r>
           <m:rPr>
-            <m:nor/>
             <m:sty m:val="p"/>
           </m:rPr>
           <m:t>E</m:t>
+        </m:r>
+        <m:r>
+          <m:t>​</m:t>
         </m:r>
         <m:d>
           <m:dPr>
@@ -1913,6 +1930,9 @@
             </m:r>
           </m:e>
         </m:d>
+        <m:r>
+          <m:t>​</m:t>
+        </m:r>
       </m:oMath>
       <w:r>
         <w:t xml:space="preserve"> </w:t>
@@ -1967,13 +1987,15 @@
             <m:e>
               <m:r>
                 <m:rPr>
-                  <m:nor/>
                   <m:sty m:val="p"/>
                 </m:rPr>
                 <m:t>E</m:t>
               </m:r>
             </m:e>
           </m:nary>
+          <m:r>
+            <m:t>​</m:t>
+          </m:r>
           <m:d>
             <m:dPr>
               <m:begChr m:val="["/>
@@ -2023,6 +2045,9 @@
               </m:r>
             </m:e>
           </m:d>
+          <m:r>
+            <m:t>​</m:t>
+          </m:r>
           <m:r>
             <m:rPr>
               <m:sty m:val="p"/>
@@ -2079,13 +2104,15 @@
             <m:e>
               <m:r>
                 <m:rPr>
-                  <m:nor/>
                   <m:sty m:val="p"/>
                 </m:rPr>
                 <m:t>E</m:t>
               </m:r>
             </m:e>
           </m:nary>
+          <m:r>
+            <m:t>​</m:t>
+          </m:r>
           <m:d>
             <m:dPr>
               <m:begChr m:val="["/>
@@ -2136,6 +2163,9 @@
             </m:e>
           </m:d>
           <m:r>
+            <m:t>​</m:t>
+          </m:r>
+          <m:r>
             <m:rPr>
               <m:sty m:val="p"/>
             </m:rPr>
@@ -4103,10 +4133,12 @@
       <m:oMath>
         <m:r>
           <m:rPr>
-            <m:nor/>
             <m:sty m:val="p"/>
           </m:rPr>
           <m:t>E</m:t>
+        </m:r>
+        <m:r>
+          <m:t>​</m:t>
         </m:r>
         <m:d>
           <m:dPr>
@@ -4139,6 +4171,9 @@
             </m:sSup>
           </m:e>
         </m:d>
+        <m:r>
+          <m:t>​</m:t>
+        </m:r>
       </m:oMath>
       <w:r>
         <w:t xml:space="preserve"> </w:t>
@@ -4152,10 +4187,12 @@
       <m:oMath>
         <m:r>
           <m:rPr>
-            <m:nor/>
             <m:sty m:val="p"/>
           </m:rPr>
           <m:t>E</m:t>
+        </m:r>
+        <m:r>
+          <m:t>​</m:t>
         </m:r>
         <m:d>
           <m:dPr>
@@ -4188,6 +4225,9 @@
             </m:sSup>
           </m:e>
         </m:d>
+        <m:r>
+          <m:t>​</m:t>
+        </m:r>
       </m:oMath>
       <w:r>
         <w:t xml:space="preserve"> </w:t>
@@ -4201,10 +4241,12 @@
       <m:oMath>
         <m:r>
           <m:rPr>
-            <m:nor/>
             <m:sty m:val="p"/>
           </m:rPr>
           <m:t>E</m:t>
+        </m:r>
+        <m:r>
+          <m:t>​</m:t>
         </m:r>
         <m:d>
           <m:dPr>
@@ -4237,6 +4279,9 @@
             </m:sSup>
           </m:e>
         </m:d>
+        <m:r>
+          <m:t>​</m:t>
+        </m:r>
       </m:oMath>
       <w:r>
         <w:t xml:space="preserve">.</w:t>
@@ -4337,10 +4382,12 @@
                 </m:limUpp>
                 <m:r>
                   <m:rPr>
-                    <m:nor/>
                     <m:sty m:val="p"/>
                   </m:rPr>
                   <m:t>E</m:t>
+                </m:r>
+                <m:r>
+                  <m:t>​</m:t>
                 </m:r>
                 <m:d>
                   <m:dPr>
@@ -4382,6 +4429,9 @@
                     </m:r>
                   </m:e>
                 </m:d>
+                <m:r>
+                  <m:t>​</m:t>
+                </m:r>
                 <m:r>
                   <m:rPr>
                     <m:sty m:val="p"/>
@@ -4880,10 +4930,12 @@
         </m:r>
         <m:r>
           <m:rPr>
-            <m:nor/>
             <m:sty m:val="p"/>
           </m:rPr>
           <m:t>expit</m:t>
+        </m:r>
+        <m:r>
+          <m:t>​</m:t>
         </m:r>
         <m:d>
           <m:dPr>
@@ -4935,6 +4987,9 @@
             </m:r>
           </m:e>
         </m:d>
+        <m:r>
+          <m:t>​</m:t>
+        </m:r>
       </m:oMath>
       <w:r>
         <w:t xml:space="preserve"> </w:t>
@@ -4979,10 +5034,12 @@
         </m:r>
         <m:r>
           <m:rPr>
-            <m:nor/>
             <m:sty m:val="p"/>
           </m:rPr>
           <m:t>expit</m:t>
+        </m:r>
+        <m:r>
+          <m:t>​</m:t>
         </m:r>
         <m:d>
           <m:dPr>
@@ -5039,6 +5096,9 @@
             </m:r>
           </m:e>
         </m:d>
+        <m:r>
+          <m:t>​</m:t>
+        </m:r>
       </m:oMath>
       <w:r>
         <w:t xml:space="preserve">.</w:t>
@@ -5408,10 +5468,12 @@
         </m:r>
         <m:r>
           <m:rPr>
-            <m:nor/>
             <m:sty m:val="p"/>
           </m:rPr>
           <m:t>E</m:t>
+        </m:r>
+        <m:r>
+          <m:t>​</m:t>
         </m:r>
         <m:d>
           <m:dPr>
@@ -5444,6 +5506,9 @@
             </m:sSup>
           </m:e>
         </m:d>
+        <m:r>
+          <m:t>​</m:t>
+        </m:r>
       </m:oMath>
       <w:r>
         <w:t xml:space="preserve"> </w:t>
@@ -5470,20 +5535,15 @@
         <w:t xml:space="preserve"> </w:t>
       </w:r>
       <m:oMath>
-        <m:acc>
-          <m:accPr>
-            <m:chr m:val="̂"/>
-          </m:accPr>
-          <m:e>
-            <m:r>
-              <m:rPr>
-                <m:nor/>
-                <m:sty m:val="p"/>
-              </m:rPr>
-              <m:t>E</m:t>
-            </m:r>
-          </m:e>
-        </m:acc>
+        <m:r>
+          <m:rPr>
+            <m:sty m:val="p"/>
+          </m:rPr>
+          <m:t/>
+        </m:r>
+        <m:r>
+          <m:t>​</m:t>
+        </m:r>
         <m:d>
           <m:dPr>
             <m:begChr m:val="["/>
@@ -5515,6 +5575,9 @@
             </m:sSup>
           </m:e>
         </m:d>
+        <m:r>
+          <m:t>​</m:t>
+        </m:r>
       </m:oMath>
       <w:r>
         <w:t xml:space="preserve"> </w:t>
@@ -6496,10 +6559,12 @@
       <m:oMath>
         <m:r>
           <m:rPr>
-            <m:nor/>
             <m:sty m:val="p"/>
           </m:rPr>
           <m:t>E</m:t>
+        </m:r>
+        <m:r>
+          <m:t>​</m:t>
         </m:r>
         <m:d>
           <m:dPr>
@@ -6532,6 +6597,9 @@
             </m:sSup>
           </m:e>
         </m:d>
+        <m:r>
+          <m:t>​</m:t>
+        </m:r>
       </m:oMath>
       <w:r>
         <w:t xml:space="preserve"> </w:t>
@@ -6591,14 +6659,143 @@
               </m:r>
             </m:sup>
             <m:e>
+              <m:r>
+                <m:t>​</m:t>
+              </m:r>
+            </m:e>
+          </m:nary>
+          <m:d>
+            <m:dPr>
+              <m:begChr m:val="{"/>
+              <m:sepChr m:val=""/>
+              <m:endChr m:val="}"/>
+              <m:grow/>
+            </m:dPr>
+            <m:e>
+              <m:acc>
+                <m:accPr>
+                  <m:chr m:val="̂"/>
+                </m:accPr>
+                <m:e>
+                  <m:r>
+                    <m:t>b</m:t>
+                  </m:r>
+                </m:e>
+              </m:acc>
+              <m:r>
+                <m:rPr>
+                  <m:sty m:val="p"/>
+                </m:rPr>
+                <m:t>(</m:t>
+              </m:r>
+              <m:sSub>
+                <m:e>
+                  <m:r>
+                    <m:t>X</m:t>
+                  </m:r>
+                </m:e>
+                <m:sub>
+                  <m:r>
+                    <m:t>i</m:t>
+                  </m:r>
+                </m:sub>
+              </m:sSub>
+              <m:r>
+                <m:rPr>
+                  <m:sty m:val="p"/>
+                </m:rPr>
+                <m:t>)</m:t>
+              </m:r>
+              <m:r>
+                <m:rPr>
+                  <m:sty m:val="p"/>
+                </m:rPr>
+                <m:t>+</m:t>
+              </m:r>
+              <m:f>
+                <m:fPr>
+                  <m:type m:val="bar"/>
+                </m:fPr>
+                <m:num>
+                  <m:sSub>
+                    <m:e>
+                      <m:r>
+                        <m:t>A</m:t>
+                      </m:r>
+                    </m:e>
+                    <m:sub>
+                      <m:r>
+                        <m:t>i</m:t>
+                      </m:r>
+                    </m:sub>
+                  </m:sSub>
+                </m:num>
+                <m:den>
+                  <m:acc>
+                    <m:accPr>
+                      <m:chr m:val="̂"/>
+                    </m:accPr>
+                    <m:e>
+                      <m:r>
+                        <m:t>π</m:t>
+                      </m:r>
+                    </m:e>
+                  </m:acc>
+                  <m:r>
+                    <m:rPr>
+                      <m:sty m:val="p"/>
+                    </m:rPr>
+                    <m:t>(</m:t>
+                  </m:r>
+                  <m:sSub>
+                    <m:e>
+                      <m:r>
+                        <m:t>X</m:t>
+                      </m:r>
+                    </m:e>
+                    <m:sub>
+                      <m:r>
+                        <m:t>i</m:t>
+                      </m:r>
+                    </m:sub>
+                  </m:sSub>
+                  <m:r>
+                    <m:rPr>
+                      <m:sty m:val="p"/>
+                    </m:rPr>
+                    <m:t>)</m:t>
+                  </m:r>
+                </m:den>
+              </m:f>
+              <m:r>
+                <m:t>​</m:t>
+              </m:r>
               <m:d>
                 <m:dPr>
-                  <m:begChr m:val="{"/>
+                  <m:begChr m:val="["/>
                   <m:sepChr m:val=""/>
-                  <m:endChr m:val="}"/>
+                  <m:endChr m:val="]"/>
                   <m:grow/>
                 </m:dPr>
                 <m:e>
+                  <m:sSub>
+                    <m:e>
+                      <m:r>
+                        <m:t>Y</m:t>
+                      </m:r>
+                    </m:e>
+                    <m:sub>
+                      <m:r>
+                        <m:t>i</m:t>
+                      </m:r>
+                    </m:sub>
+                  </m:sSub>
+                  <m:r>
+                    <m:rPr>
+                      <m:sty m:val="p"/>
+                    </m:rPr>
+                    <m:t>−</m:t>
+                  </m:r>
                   <m:acc>
                     <m:accPr>
                       <m:chr m:val="̂"/>
@@ -6633,133 +6830,16 @@
                     </m:rPr>
                     <m:t>)</m:t>
                   </m:r>
-                  <m:r>
-                    <m:rPr>
-                      <m:sty m:val="p"/>
-                    </m:rPr>
-                    <m:t>+</m:t>
-                  </m:r>
-                  <m:f>
-                    <m:fPr>
-                      <m:type m:val="bar"/>
-                    </m:fPr>
-                    <m:num>
-                      <m:sSub>
-                        <m:e>
-                          <m:r>
-                            <m:t>A</m:t>
-                          </m:r>
-                        </m:e>
-                        <m:sub>
-                          <m:r>
-                            <m:t>i</m:t>
-                          </m:r>
-                        </m:sub>
-                      </m:sSub>
-                    </m:num>
-                    <m:den>
-                      <m:acc>
-                        <m:accPr>
-                          <m:chr m:val="̂"/>
-                        </m:accPr>
-                        <m:e>
-                          <m:r>
-                            <m:t>π</m:t>
-                          </m:r>
-                        </m:e>
-                      </m:acc>
-                      <m:r>
-                        <m:rPr>
-                          <m:sty m:val="p"/>
-                        </m:rPr>
-                        <m:t>(</m:t>
-                      </m:r>
-                      <m:sSub>
-                        <m:e>
-                          <m:r>
-                            <m:t>X</m:t>
-                          </m:r>
-                        </m:e>
-                        <m:sub>
-                          <m:r>
-                            <m:t>i</m:t>
-                          </m:r>
-                        </m:sub>
-                      </m:sSub>
-                      <m:r>
-                        <m:rPr>
-                          <m:sty m:val="p"/>
-                        </m:rPr>
-                        <m:t>)</m:t>
-                      </m:r>
-                    </m:den>
-                  </m:f>
-                  <m:d>
-                    <m:dPr>
-                      <m:begChr m:val="["/>
-                      <m:sepChr m:val=""/>
-                      <m:endChr m:val="]"/>
-                      <m:grow/>
-                    </m:dPr>
-                    <m:e>
-                      <m:sSub>
-                        <m:e>
-                          <m:r>
-                            <m:t>Y</m:t>
-                          </m:r>
-                        </m:e>
-                        <m:sub>
-                          <m:r>
-                            <m:t>i</m:t>
-                          </m:r>
-                        </m:sub>
-                      </m:sSub>
-                      <m:r>
-                        <m:rPr>
-                          <m:sty m:val="p"/>
-                        </m:rPr>
-                        <m:t>−</m:t>
-                      </m:r>
-                      <m:acc>
-                        <m:accPr>
-                          <m:chr m:val="̂"/>
-                        </m:accPr>
-                        <m:e>
-                          <m:r>
-                            <m:t>b</m:t>
-                          </m:r>
-                        </m:e>
-                      </m:acc>
-                      <m:r>
-                        <m:rPr>
-                          <m:sty m:val="p"/>
-                        </m:rPr>
-                        <m:t>(</m:t>
-                      </m:r>
-                      <m:sSub>
-                        <m:e>
-                          <m:r>
-                            <m:t>X</m:t>
-                          </m:r>
-                        </m:e>
-                        <m:sub>
-                          <m:r>
-                            <m:t>i</m:t>
-                          </m:r>
-                        </m:sub>
-                      </m:sSub>
-                      <m:r>
-                        <m:rPr>
-                          <m:sty m:val="p"/>
-                        </m:rPr>
-                        <m:t>)</m:t>
-                      </m:r>
-                    </m:e>
-                  </m:d>
                 </m:e>
               </m:d>
+              <m:r>
+                <m:t>​</m:t>
+              </m:r>
             </m:e>
-          </m:nary>
+          </m:d>
+          <m:r>
+            <m:t>​</m:t>
+          </m:r>
           <m:r>
             <m:rPr>
               <m:sty m:val="p"/>
@@ -7281,10 +7361,12 @@
               </m:r>
               <m:r>
                 <m:rPr>
-                  <m:nor/>
                   <m:sty m:val="p"/>
                 </m:rPr>
                 <m:t>E</m:t>
+              </m:r>
+              <m:r>
+                <m:t>​</m:t>
               </m:r>
               <m:d>
                 <m:dPr>
@@ -7317,6 +7399,9 @@
                   </m:sSup>
                 </m:e>
               </m:d>
+              <m:r>
+                <m:t>​</m:t>
+              </m:r>
             </m:oMath>
             <w:r>
               <w:t xml:space="preserve"> </w:t>
@@ -7488,10 +7573,12 @@
               </m:r>
               <m:r>
                 <m:rPr>
-                  <m:nor/>
                   <m:sty m:val="p"/>
                 </m:rPr>
                 <m:t>E</m:t>
+              </m:r>
+              <m:r>
+                <m:t>​</m:t>
               </m:r>
               <m:d>
                 <m:dPr>
@@ -7542,6 +7629,9 @@
                   </m:r>
                 </m:e>
               </m:d>
+              <m:r>
+                <m:t>​</m:t>
+              </m:r>
             </m:oMath>
             <w:r>
               <w:t xml:space="preserve"> </w:t>
@@ -7712,14 +7802,143 @@
                     </m:r>
                   </m:sup>
                   <m:e>
+                    <m:r>
+                      <m:t>​</m:t>
+                    </m:r>
+                  </m:e>
+                </m:nary>
+                <m:d>
+                  <m:dPr>
+                    <m:begChr m:val="{"/>
+                    <m:sepChr m:val=""/>
+                    <m:endChr m:val="}"/>
+                    <m:grow/>
+                  </m:dPr>
+                  <m:e>
+                    <m:acc>
+                      <m:accPr>
+                        <m:chr m:val="̂"/>
+                      </m:accPr>
+                      <m:e>
+                        <m:r>
+                          <m:t>b</m:t>
+                        </m:r>
+                      </m:e>
+                    </m:acc>
+                    <m:r>
+                      <m:rPr>
+                        <m:sty m:val="p"/>
+                      </m:rPr>
+                      <m:t>(</m:t>
+                    </m:r>
+                    <m:sSub>
+                      <m:e>
+                        <m:r>
+                          <m:t>X</m:t>
+                        </m:r>
+                      </m:e>
+                      <m:sub>
+                        <m:r>
+                          <m:t>i</m:t>
+                        </m:r>
+                      </m:sub>
+                    </m:sSub>
+                    <m:r>
+                      <m:rPr>
+                        <m:sty m:val="p"/>
+                      </m:rPr>
+                      <m:t>)</m:t>
+                    </m:r>
+                    <m:r>
+                      <m:rPr>
+                        <m:sty m:val="p"/>
+                      </m:rPr>
+                      <m:t>+</m:t>
+                    </m:r>
+                    <m:f>
+                      <m:fPr>
+                        <m:type m:val="bar"/>
+                      </m:fPr>
+                      <m:num>
+                        <m:sSub>
+                          <m:e>
+                            <m:r>
+                              <m:t>A</m:t>
+                            </m:r>
+                          </m:e>
+                          <m:sub>
+                            <m:r>
+                              <m:t>i</m:t>
+                            </m:r>
+                          </m:sub>
+                        </m:sSub>
+                      </m:num>
+                      <m:den>
+                        <m:acc>
+                          <m:accPr>
+                            <m:chr m:val="̂"/>
+                          </m:accPr>
+                          <m:e>
+                            <m:r>
+                              <m:t>π</m:t>
+                            </m:r>
+                          </m:e>
+                        </m:acc>
+                        <m:r>
+                          <m:rPr>
+                            <m:sty m:val="p"/>
+                          </m:rPr>
+                          <m:t>(</m:t>
+                        </m:r>
+                        <m:sSub>
+                          <m:e>
+                            <m:r>
+                              <m:t>X</m:t>
+                            </m:r>
+                          </m:e>
+                          <m:sub>
+                            <m:r>
+                              <m:t>i</m:t>
+                            </m:r>
+                          </m:sub>
+                        </m:sSub>
+                        <m:r>
+                          <m:rPr>
+                            <m:sty m:val="p"/>
+                          </m:rPr>
+                          <m:t>)</m:t>
+                        </m:r>
+                      </m:den>
+                    </m:f>
+                    <m:r>
+                      <m:t>​</m:t>
+                    </m:r>
                     <m:d>
                       <m:dPr>
-                        <m:begChr m:val="{"/>
+                        <m:begChr m:val="["/>
                         <m:sepChr m:val=""/>
-                        <m:endChr m:val="}"/>
+                        <m:endChr m:val="]"/>
                         <m:grow/>
                       </m:dPr>
                       <m:e>
+                        <m:sSub>
+                          <m:e>
+                            <m:r>
+                              <m:t>Y</m:t>
+                            </m:r>
+                          </m:e>
+                          <m:sub>
+                            <m:r>
+                              <m:t>i</m:t>
+                            </m:r>
+                          </m:sub>
+                        </m:sSub>
+                        <m:r>
+                          <m:rPr>
+                            <m:sty m:val="p"/>
+                          </m:rPr>
+                          <m:t>−</m:t>
+                        </m:r>
                         <m:acc>
                           <m:accPr>
                             <m:chr m:val="̂"/>
@@ -7754,133 +7973,16 @@
                           </m:rPr>
                           <m:t>)</m:t>
                         </m:r>
-                        <m:r>
-                          <m:rPr>
-                            <m:sty m:val="p"/>
-                          </m:rPr>
-                          <m:t>+</m:t>
-                        </m:r>
-                        <m:f>
-                          <m:fPr>
-                            <m:type m:val="bar"/>
-                          </m:fPr>
-                          <m:num>
-                            <m:sSub>
-                              <m:e>
-                                <m:r>
-                                  <m:t>A</m:t>
-                                </m:r>
-                              </m:e>
-                              <m:sub>
-                                <m:r>
-                                  <m:t>i</m:t>
-                                </m:r>
-                              </m:sub>
-                            </m:sSub>
-                          </m:num>
-                          <m:den>
-                            <m:acc>
-                              <m:accPr>
-                                <m:chr m:val="̂"/>
-                              </m:accPr>
-                              <m:e>
-                                <m:r>
-                                  <m:t>π</m:t>
-                                </m:r>
-                              </m:e>
-                            </m:acc>
-                            <m:r>
-                              <m:rPr>
-                                <m:sty m:val="p"/>
-                              </m:rPr>
-                              <m:t>(</m:t>
-                            </m:r>
-                            <m:sSub>
-                              <m:e>
-                                <m:r>
-                                  <m:t>X</m:t>
-                                </m:r>
-                              </m:e>
-                              <m:sub>
-                                <m:r>
-                                  <m:t>i</m:t>
-                                </m:r>
-                              </m:sub>
-                            </m:sSub>
-                            <m:r>
-                              <m:rPr>
-                                <m:sty m:val="p"/>
-                              </m:rPr>
-                              <m:t>)</m:t>
-                            </m:r>
-                          </m:den>
-                        </m:f>
-                        <m:d>
-                          <m:dPr>
-                            <m:begChr m:val="["/>
-                            <m:sepChr m:val=""/>
-                            <m:endChr m:val="]"/>
-                            <m:grow/>
-                          </m:dPr>
-                          <m:e>
-                            <m:sSub>
-                              <m:e>
-                                <m:r>
-                                  <m:t>Y</m:t>
-                                </m:r>
-                              </m:e>
-                              <m:sub>
-                                <m:r>
-                                  <m:t>i</m:t>
-                                </m:r>
-                              </m:sub>
-                            </m:sSub>
-                            <m:r>
-                              <m:rPr>
-                                <m:sty m:val="p"/>
-                              </m:rPr>
-                              <m:t>−</m:t>
-                            </m:r>
-                            <m:acc>
-                              <m:accPr>
-                                <m:chr m:val="̂"/>
-                              </m:accPr>
-                              <m:e>
-                                <m:r>
-                                  <m:t>b</m:t>
-                                </m:r>
-                              </m:e>
-                            </m:acc>
-                            <m:r>
-                              <m:rPr>
-                                <m:sty m:val="p"/>
-                              </m:rPr>
-                              <m:t>(</m:t>
-                            </m:r>
-                            <m:sSub>
-                              <m:e>
-                                <m:r>
-                                  <m:t>X</m:t>
-                                </m:r>
-                              </m:e>
-                              <m:sub>
-                                <m:r>
-                                  <m:t>i</m:t>
-                                </m:r>
-                              </m:sub>
-                            </m:sSub>
-                            <m:r>
-                              <m:rPr>
-                                <m:sty m:val="p"/>
-                              </m:rPr>
-                              <m:t>)</m:t>
-                            </m:r>
-                          </m:e>
-                        </m:d>
                       </m:e>
                     </m:d>
+                    <m:r>
+                      <m:t>​</m:t>
+                    </m:r>
                   </m:e>
-                </m:nary>
+                </m:d>
+                <m:r>
+                  <m:t>​</m:t>
+                </m:r>
                 <m:r>
                   <m:rPr>
                     <m:sty m:val="p"/>
@@ -8841,10 +8943,12 @@
               </m:r>
               <m:r>
                 <m:rPr>
-                  <m:nor/>
                   <m:sty m:val="p"/>
                 </m:rPr>
                 <m:t>E</m:t>
+              </m:r>
+              <m:r>
+                <m:t>​</m:t>
               </m:r>
               <m:d>
                 <m:dPr>
@@ -8874,6 +8978,9 @@
                   </m:r>
                 </m:e>
               </m:d>
+              <m:r>
+                <m:t>​</m:t>
+              </m:r>
             </m:oMath>
             <w:r>
               <w:t xml:space="preserve">.</w:t>
@@ -8896,10 +9003,12 @@
               <m:oMath>
                 <m:r>
                   <m:rPr>
-                    <m:nor/>
                     <m:sty m:val="p"/>
                   </m:rPr>
                   <m:t>E</m:t>
+                </m:r>
+                <m:r>
+                  <m:t>​</m:t>
                 </m:r>
                 <m:d>
                   <m:dPr>
@@ -8943,6 +9052,9 @@
                   </m:e>
                 </m:d>
                 <m:r>
+                  <m:t>​</m:t>
+                </m:r>
+                <m:r>
                   <m:rPr>
                     <m:sty m:val="p"/>
                   </m:rPr>
@@ -8950,10 +9062,12 @@
                 </m:r>
                 <m:r>
                   <m:rPr>
-                    <m:nor/>
                     <m:sty m:val="p"/>
                   </m:rPr>
                   <m:t>E</m:t>
+                </m:r>
+                <m:r>
+                  <m:t>​</m:t>
                 </m:r>
                 <m:d>
                   <m:dPr>
@@ -8980,6 +9094,9 @@
                         <m:sty m:val="p"/>
                       </m:rPr>
                       <m:t>)</m:t>
+                    </m:r>
+                    <m:r>
+                      <m:t>​</m:t>
                     </m:r>
                     <m:d>
                       <m:dPr>
@@ -9064,6 +9181,12 @@
                         </m:f>
                       </m:e>
                     </m:d>
+                    <m:r>
+                      <m:t>​</m:t>
+                    </m:r>
+                    <m:r>
+                      <m:t>​</m:t>
+                    </m:r>
                     <m:d>
                       <m:dPr>
                         <m:begChr m:val="("/>
@@ -9124,6 +9247,9 @@
                       </m:e>
                     </m:d>
                     <m:r>
+                      <m:t>​</m:t>
+                    </m:r>
+                    <m:r>
                       <m:rPr>
                         <m:sty m:val="p"/>
                       </m:rPr>
@@ -9137,6 +9263,9 @@
                     </m:r>
                   </m:e>
                 </m:d>
+                <m:r>
+                  <m:t>​</m:t>
+                </m:r>
                 <m:r>
                   <m:rPr>
                     <m:sty m:val="p"/>
@@ -9268,10 +9397,12 @@
             <m:oMath>
               <m:r>
                 <m:rPr>
-                  <m:nor/>
                   <m:sty m:val="p"/>
                 </m:rPr>
                 <m:t>E</m:t>
+              </m:r>
+              <m:r>
+                <m:t>​</m:t>
               </m:r>
               <m:d>
                 <m:dPr>
@@ -9305,6 +9436,9 @@
                   </m:r>
                 </m:e>
               </m:d>
+              <m:r>
+                <m:t>​</m:t>
+              </m:r>
             </m:oMath>
             <w:r>
               <w:t xml:space="preserve"> </w:t>
@@ -9346,10 +9480,12 @@
                   <m:e>
                     <m:r>
                       <m:rPr>
-                        <m:nor/>
                         <m:sty m:val="p"/>
                       </m:rPr>
                       <m:t>E</m:t>
+                    </m:r>
+                    <m:r>
+                      <m:t>​</m:t>
                     </m:r>
                     <m:d>
                       <m:dPr>
@@ -9396,6 +9532,9 @@
                             </m:r>
                           </m:den>
                         </m:f>
+                        <m:r>
+                          <m:t>​</m:t>
+                        </m:r>
                         <m:d>
                           <m:dPr>
                             <m:begChr m:val="["/>
@@ -9441,6 +9580,9 @@
                           </m:e>
                         </m:d>
                         <m:r>
+                          <m:t>​</m:t>
+                        </m:r>
+                        <m:r>
                           <m:rPr>
                             <m:sty m:val="p"/>
                           </m:rPr>
@@ -9463,6 +9605,9 @@
                         </m:r>
                       </m:e>
                     </m:d>
+                    <m:r>
+                      <m:t>​</m:t>
+                    </m:r>
                     <m:r>
                       <m:t>&amp;</m:t>
                     </m:r>
@@ -9547,10 +9692,12 @@
                     </m:f>
                     <m:r>
                       <m:rPr>
-                        <m:nor/>
                         <m:sty m:val="p"/>
                       </m:rPr>
                       <m:t>E</m:t>
+                    </m:r>
+                    <m:r>
+                      <m:t>​</m:t>
                     </m:r>
                     <m:d>
                       <m:dPr>
@@ -9635,6 +9782,9 @@
                         </m:r>
                       </m:e>
                     </m:d>
+                    <m:r>
+                      <m:t>​</m:t>
+                    </m:r>
                     <m:r>
                       <m:t>&amp;</m:t>
                     </m:r>
@@ -9730,6 +9880,9 @@
                         </m:r>
                       </m:den>
                     </m:f>
+                    <m:r>
+                      <m:t>​</m:t>
+                    </m:r>
                     <m:d>
                       <m:dPr>
                         <m:begChr m:val="("/>
@@ -9790,6 +9943,9 @@
                       </m:e>
                     </m:d>
                     <m:r>
+                      <m:t>​</m:t>
+                    </m:r>
+                    <m:r>
                       <m:rPr>
                         <m:sty m:val="p"/>
                       </m:rPr>
@@ -9852,10 +10008,12 @@
                   <m:e>
                     <m:r>
                       <m:rPr>
-                        <m:nor/>
                         <m:sty m:val="p"/>
                       </m:rPr>
                       <m:t>E</m:t>
+                    </m:r>
+                    <m:r>
+                      <m:t>​</m:t>
                     </m:r>
                     <m:d>
                       <m:dPr>
@@ -9899,6 +10057,9 @@
                       </m:e>
                     </m:d>
                     <m:r>
+                      <m:t>​</m:t>
+                    </m:r>
+                    <m:r>
                       <m:t>&amp;</m:t>
                     </m:r>
                     <m:r>
@@ -9909,10 +10070,12 @@
                     </m:r>
                     <m:r>
                       <m:rPr>
-                        <m:nor/>
                         <m:sty m:val="p"/>
                       </m:rPr>
                       <m:t>E</m:t>
+                    </m:r>
+                    <m:r>
+                      <m:t>​</m:t>
                     </m:r>
                     <m:d>
                       <m:dPr>
@@ -10005,6 +10168,9 @@
                             </m:r>
                           </m:den>
                         </m:f>
+                        <m:r>
+                          <m:t>​</m:t>
+                        </m:r>
                         <m:d>
                           <m:dPr>
                             <m:begChr m:val="("/>
@@ -10065,6 +10231,9 @@
                           </m:e>
                         </m:d>
                         <m:r>
+                          <m:t>​</m:t>
+                        </m:r>
+                        <m:r>
                           <m:rPr>
                             <m:sty m:val="p"/>
                           </m:rPr>
@@ -10103,6 +10272,9 @@
                       </m:e>
                     </m:d>
                     <m:r>
+                      <m:t>​</m:t>
+                    </m:r>
+                    <m:r>
                       <m:t>&amp;</m:t>
                     </m:r>
                     <m:r>
@@ -10125,10 +10297,12 @@
                     </m:r>
                     <m:r>
                       <m:rPr>
-                        <m:nor/>
                         <m:sty m:val="p"/>
                       </m:rPr>
                       <m:t>E</m:t>
+                    </m:r>
+                    <m:r>
+                      <m:t>​</m:t>
                     </m:r>
                     <m:d>
                       <m:dPr>
@@ -10159,6 +10333,9 @@
                       </m:e>
                     </m:d>
                     <m:r>
+                      <m:t>​</m:t>
+                    </m:r>
+                    <m:r>
                       <m:rPr>
                         <m:sty m:val="p"/>
                       </m:rPr>
@@ -10177,10 +10354,12 @@
                     </m:r>
                     <m:r>
                       <m:rPr>
-                        <m:nor/>
                         <m:sty m:val="p"/>
                       </m:rPr>
                       <m:t>E</m:t>
+                    </m:r>
+                    <m:r>
+                      <m:t>​</m:t>
                     </m:r>
                     <m:d>
                       <m:dPr>
@@ -10190,6 +10369,9 @@
                         <m:grow/>
                       </m:dPr>
                       <m:e>
+                        <m:r>
+                          <m:t>​</m:t>
+                        </m:r>
                         <m:d>
                           <m:dPr>
                             <m:begChr m:val="("/>
@@ -10249,6 +10431,12 @@
                             </m:r>
                           </m:e>
                         </m:d>
+                        <m:r>
+                          <m:t>​</m:t>
+                        </m:r>
+                        <m:r>
+                          <m:t>​</m:t>
+                        </m:r>
                         <m:d>
                           <m:dPr>
                             <m:begChr m:val="("/>
@@ -10321,6 +10509,9 @@
                           </m:e>
                         </m:d>
                         <m:r>
+                          <m:t>​</m:t>
+                        </m:r>
+                        <m:r>
                           <m:rPr>
                             <m:sty m:val="p"/>
                           </m:rPr>
@@ -10334,6 +10525,9 @@
                         </m:r>
                       </m:e>
                     </m:d>
+                    <m:r>
+                      <m:t>​</m:t>
+                    </m:r>
                     <m:r>
                       <m:t>&amp;</m:t>
                     </m:r>
@@ -10360,10 +10554,12 @@
                     </m:r>
                     <m:r>
                       <m:rPr>
-                        <m:nor/>
                         <m:sty m:val="p"/>
                       </m:rPr>
                       <m:t>E</m:t>
+                    </m:r>
+                    <m:r>
+                      <m:t>​</m:t>
                     </m:r>
                     <m:d>
                       <m:dPr>
@@ -10390,6 +10586,9 @@
                             <m:sty m:val="p"/>
                           </m:rPr>
                           <m:t>)</m:t>
+                        </m:r>
+                        <m:r>
+                          <m:t>​</m:t>
                         </m:r>
                         <m:d>
                           <m:dPr>
@@ -10474,6 +10673,12 @@
                             </m:f>
                           </m:e>
                         </m:d>
+                        <m:r>
+                          <m:t>​</m:t>
+                        </m:r>
+                        <m:r>
+                          <m:t>​</m:t>
+                        </m:r>
                         <m:d>
                           <m:dPr>
                             <m:begChr m:val="("/>
@@ -10534,6 +10739,9 @@
                           </m:e>
                         </m:d>
                         <m:r>
+                          <m:t>​</m:t>
+                        </m:r>
+                        <m:r>
                           <m:rPr>
                             <m:sty m:val="p"/>
                           </m:rPr>
@@ -10547,6 +10755,9 @@
                         </m:r>
                       </m:e>
                     </m:d>
+                    <m:r>
+                      <m:t>​</m:t>
+                    </m:r>
                     <m:r>
                       <m:rPr>
                         <m:sty m:val="p"/>
@@ -10634,10 +10845,12 @@
       <m:oMath>
         <m:r>
           <m:rPr>
-            <m:nor/>
             <m:sty m:val="p"/>
           </m:rPr>
           <m:t>E</m:t>
+        </m:r>
+        <m:r>
+          <m:t>​</m:t>
         </m:r>
         <m:d>
           <m:dPr>
@@ -10664,6 +10877,9 @@
                 <m:sty m:val="p"/>
               </m:rPr>
               <m:t>)</m:t>
+            </m:r>
+            <m:r>
+              <m:t>​</m:t>
             </m:r>
             <m:d>
               <m:dPr>
@@ -10748,6 +10964,12 @@
                 </m:f>
               </m:e>
             </m:d>
+            <m:r>
+              <m:t>​</m:t>
+            </m:r>
+            <m:r>
+              <m:t>​</m:t>
+            </m:r>
             <m:d>
               <m:dPr>
                 <m:begChr m:val="("/>
@@ -10808,6 +11030,9 @@
               </m:e>
             </m:d>
             <m:r>
+              <m:t>​</m:t>
+            </m:r>
+            <m:r>
               <m:rPr>
                 <m:sty m:val="p"/>
               </m:rPr>
@@ -10821,6 +11046,9 @@
             </m:r>
           </m:e>
         </m:d>
+        <m:r>
+          <m:t>​</m:t>
+        </m:r>
       </m:oMath>
       <w:r>
         <w:t xml:space="preserve">.)</w:t>
@@ -11300,31 +11528,108 @@
         <w:t xml:space="preserve"> </w:t>
       </w:r>
       <m:oMath>
-        <m:sSup>
+        <m:r>
+          <m:t>​</m:t>
+        </m:r>
+        <m:d>
+          <m:dPr>
+            <m:begChr m:val="{"/>
+            <m:sepChr m:val=""/>
+            <m:endChr m:val="}"/>
+            <m:grow/>
+          </m:dPr>
           <m:e>
+            <m:r>
+              <m:rPr>
+                <m:sty m:val="p"/>
+              </m:rPr>
+              <m:t>Var</m:t>
+            </m:r>
+            <m:r>
+              <m:t>​</m:t>
+            </m:r>
             <m:d>
               <m:dPr>
-                <m:begChr m:val="{"/>
+                <m:begChr m:val="("/>
                 <m:sepChr m:val=""/>
-                <m:endChr m:val="}"/>
+                <m:endChr m:val=")"/>
                 <m:grow/>
               </m:dPr>
               <m:e>
                 <m:r>
+                  <m:t>b</m:t>
+                </m:r>
+                <m:r>
                   <m:rPr>
-                    <m:nor/>
                     <m:sty m:val="p"/>
                   </m:rPr>
-                  <m:t>Var</m:t>
+                  <m:t>(</m:t>
+                </m:r>
+                <m:r>
+                  <m:t>X</m:t>
+                </m:r>
+                <m:r>
+                  <m:rPr>
+                    <m:sty m:val="p"/>
+                  </m:rPr>
+                  <m:t>)</m:t>
+                </m:r>
+                <m:r>
+                  <m:rPr>
+                    <m:sty m:val="p"/>
+                  </m:rPr>
+                  <m:t>+</m:t>
+                </m:r>
+                <m:f>
+                  <m:fPr>
+                    <m:type m:val="bar"/>
+                  </m:fPr>
+                  <m:num>
+                    <m:r>
+                      <m:t>A</m:t>
+                    </m:r>
+                  </m:num>
+                  <m:den>
+                    <m:r>
+                      <m:t>π</m:t>
+                    </m:r>
+                    <m:r>
+                      <m:rPr>
+                        <m:sty m:val="p"/>
+                      </m:rPr>
+                      <m:t>(</m:t>
+                    </m:r>
+                    <m:r>
+                      <m:t>X</m:t>
+                    </m:r>
+                    <m:r>
+                      <m:rPr>
+                        <m:sty m:val="p"/>
+                      </m:rPr>
+                      <m:t>)</m:t>
+                    </m:r>
+                  </m:den>
+                </m:f>
+                <m:r>
+                  <m:t>​</m:t>
                 </m:r>
                 <m:d>
                   <m:dPr>
-                    <m:begChr m:val="("/>
+                    <m:begChr m:val="["/>
                     <m:sepChr m:val=""/>
-                    <m:endChr m:val=")"/>
+                    <m:endChr m:val="]"/>
                     <m:grow/>
                   </m:dPr>
                   <m:e>
+                    <m:r>
+                      <m:t>Y</m:t>
+                    </m:r>
+                    <m:r>
+                      <m:rPr>
+                        <m:sty m:val="p"/>
+                      </m:rPr>
+                      <m:t>−</m:t>
+                    </m:r>
                     <m:r>
                       <m:t>b</m:t>
                     </m:r>
@@ -11343,83 +11648,23 @@
                       </m:rPr>
                       <m:t>)</m:t>
                     </m:r>
-                    <m:r>
-                      <m:rPr>
-                        <m:sty m:val="p"/>
-                      </m:rPr>
-                      <m:t>+</m:t>
-                    </m:r>
-                    <m:f>
-                      <m:fPr>
-                        <m:type m:val="bar"/>
-                      </m:fPr>
-                      <m:num>
-                        <m:r>
-                          <m:t>A</m:t>
-                        </m:r>
-                      </m:num>
-                      <m:den>
-                        <m:r>
-                          <m:t>π</m:t>
-                        </m:r>
-                        <m:r>
-                          <m:rPr>
-                            <m:sty m:val="p"/>
-                          </m:rPr>
-                          <m:t>(</m:t>
-                        </m:r>
-                        <m:r>
-                          <m:t>X</m:t>
-                        </m:r>
-                        <m:r>
-                          <m:rPr>
-                            <m:sty m:val="p"/>
-                          </m:rPr>
-                          <m:t>)</m:t>
-                        </m:r>
-                      </m:den>
-                    </m:f>
-                    <m:d>
-                      <m:dPr>
-                        <m:begChr m:val="["/>
-                        <m:sepChr m:val=""/>
-                        <m:endChr m:val="]"/>
-                        <m:grow/>
-                      </m:dPr>
-                      <m:e>
-                        <m:r>
-                          <m:t>Y</m:t>
-                        </m:r>
-                        <m:r>
-                          <m:rPr>
-                            <m:sty m:val="p"/>
-                          </m:rPr>
-                          <m:t>−</m:t>
-                        </m:r>
-                        <m:r>
-                          <m:t>b</m:t>
-                        </m:r>
-                        <m:r>
-                          <m:rPr>
-                            <m:sty m:val="p"/>
-                          </m:rPr>
-                          <m:t>(</m:t>
-                        </m:r>
-                        <m:r>
-                          <m:t>X</m:t>
-                        </m:r>
-                        <m:r>
-                          <m:rPr>
-                            <m:sty m:val="p"/>
-                          </m:rPr>
-                          <m:t>)</m:t>
-                        </m:r>
-                      </m:e>
-                    </m:d>
                   </m:e>
                 </m:d>
+                <m:r>
+                  <m:t>​</m:t>
+                </m:r>
               </m:e>
             </m:d>
+            <m:r>
+              <m:t>​</m:t>
+            </m:r>
+          </m:e>
+        </m:d>
+        <m:sSup>
+          <m:e>
+            <m:r>
+              <m:t>​</m:t>
+            </m:r>
           </m:e>
           <m:sup>
             <m:r>

--- a/chapters/18-variable-selection-causal-inference.docx
+++ b/chapters/18-variable-selection-causal-inference.docx
@@ -1621,6 +1621,7 @@
       <m:oMath>
         <m:r>
           <m:rPr>
+            <m:scr m:val="double-struck"/>
             <m:sty m:val="p"/>
           </m:rPr>
           <m:t>E</m:t>
@@ -1670,6 +1671,7 @@
         </m:r>
         <m:r>
           <m:rPr>
+            <m:scr m:val="double-struck"/>
             <m:sty m:val="p"/>
           </m:rPr>
           <m:t>E</m:t>
@@ -1843,6 +1845,7 @@
       <m:oMath>
         <m:r>
           <m:rPr>
+            <m:scr m:val="double-struck"/>
             <m:sty m:val="p"/>
           </m:rPr>
           <m:t>E</m:t>
@@ -1892,6 +1895,7 @@
         </m:r>
         <m:r>
           <m:rPr>
+            <m:scr m:val="double-struck"/>
             <m:sty m:val="p"/>
           </m:rPr>
           <m:t>E</m:t>
@@ -1987,67 +1991,68 @@
             <m:e>
               <m:r>
                 <m:rPr>
+                  <m:scr m:val="double-struck"/>
                   <m:sty m:val="p"/>
                 </m:rPr>
                 <m:t>E</m:t>
               </m:r>
+              <m:r>
+                <m:t>​</m:t>
+              </m:r>
+              <m:d>
+                <m:dPr>
+                  <m:begChr m:val="["/>
+                  <m:sepChr m:val=""/>
+                  <m:endChr m:val="]"/>
+                  <m:grow/>
+                </m:dPr>
+                <m:e>
+                  <m:r>
+                    <m:t>Y</m:t>
+                  </m:r>
+                  <m:r>
+                    <m:rPr>
+                      <m:sty m:val="p"/>
+                    </m:rPr>
+                    <m:t>∣</m:t>
+                  </m:r>
+                  <m:r>
+                    <m:t>A</m:t>
+                  </m:r>
+                  <m:r>
+                    <m:rPr>
+                      <m:sty m:val="p"/>
+                    </m:rPr>
+                    <m:t>=</m:t>
+                  </m:r>
+                  <m:r>
+                    <m:t>1</m:t>
+                  </m:r>
+                  <m:r>
+                    <m:rPr>
+                      <m:sty m:val="p"/>
+                    </m:rPr>
+                    <m:t>,</m:t>
+                  </m:r>
+                  <m:r>
+                    <m:t>L</m:t>
+                  </m:r>
+                  <m:r>
+                    <m:rPr>
+                      <m:sty m:val="p"/>
+                    </m:rPr>
+                    <m:t>=</m:t>
+                  </m:r>
+                  <m:r>
+                    <m:t>l</m:t>
+                  </m:r>
+                </m:e>
+              </m:d>
+              <m:r>
+                <m:t>​</m:t>
+              </m:r>
             </m:e>
           </m:nary>
-          <m:r>
-            <m:t>​</m:t>
-          </m:r>
-          <m:d>
-            <m:dPr>
-              <m:begChr m:val="["/>
-              <m:sepChr m:val=""/>
-              <m:endChr m:val="]"/>
-              <m:grow/>
-            </m:dPr>
-            <m:e>
-              <m:r>
-                <m:t>Y</m:t>
-              </m:r>
-              <m:r>
-                <m:rPr>
-                  <m:sty m:val="p"/>
-                </m:rPr>
-                <m:t>∣</m:t>
-              </m:r>
-              <m:r>
-                <m:t>A</m:t>
-              </m:r>
-              <m:r>
-                <m:rPr>
-                  <m:sty m:val="p"/>
-                </m:rPr>
-                <m:t>=</m:t>
-              </m:r>
-              <m:r>
-                <m:t>1</m:t>
-              </m:r>
-              <m:r>
-                <m:rPr>
-                  <m:sty m:val="p"/>
-                </m:rPr>
-                <m:t>,</m:t>
-              </m:r>
-              <m:r>
-                <m:t>L</m:t>
-              </m:r>
-              <m:r>
-                <m:rPr>
-                  <m:sty m:val="p"/>
-                </m:rPr>
-                <m:t>=</m:t>
-              </m:r>
-              <m:r>
-                <m:t>l</m:t>
-              </m:r>
-            </m:e>
-          </m:d>
-          <m:r>
-            <m:t>​</m:t>
-          </m:r>
           <m:r>
             <m:rPr>
               <m:sty m:val="p"/>
@@ -2104,67 +2109,68 @@
             <m:e>
               <m:r>
                 <m:rPr>
+                  <m:scr m:val="double-struck"/>
                   <m:sty m:val="p"/>
                 </m:rPr>
                 <m:t>E</m:t>
               </m:r>
+              <m:r>
+                <m:t>​</m:t>
+              </m:r>
+              <m:d>
+                <m:dPr>
+                  <m:begChr m:val="["/>
+                  <m:sepChr m:val=""/>
+                  <m:endChr m:val="]"/>
+                  <m:grow/>
+                </m:dPr>
+                <m:e>
+                  <m:r>
+                    <m:t>Y</m:t>
+                  </m:r>
+                  <m:r>
+                    <m:rPr>
+                      <m:sty m:val="p"/>
+                    </m:rPr>
+                    <m:t>∣</m:t>
+                  </m:r>
+                  <m:r>
+                    <m:t>A</m:t>
+                  </m:r>
+                  <m:r>
+                    <m:rPr>
+                      <m:sty m:val="p"/>
+                    </m:rPr>
+                    <m:t>=</m:t>
+                  </m:r>
+                  <m:r>
+                    <m:t>0</m:t>
+                  </m:r>
+                  <m:r>
+                    <m:rPr>
+                      <m:sty m:val="p"/>
+                    </m:rPr>
+                    <m:t>,</m:t>
+                  </m:r>
+                  <m:r>
+                    <m:t>L</m:t>
+                  </m:r>
+                  <m:r>
+                    <m:rPr>
+                      <m:sty m:val="p"/>
+                    </m:rPr>
+                    <m:t>=</m:t>
+                  </m:r>
+                  <m:r>
+                    <m:t>l</m:t>
+                  </m:r>
+                </m:e>
+              </m:d>
+              <m:r>
+                <m:t>​</m:t>
+              </m:r>
             </m:e>
           </m:nary>
-          <m:r>
-            <m:t>​</m:t>
-          </m:r>
-          <m:d>
-            <m:dPr>
-              <m:begChr m:val="["/>
-              <m:sepChr m:val=""/>
-              <m:endChr m:val="]"/>
-              <m:grow/>
-            </m:dPr>
-            <m:e>
-              <m:r>
-                <m:t>Y</m:t>
-              </m:r>
-              <m:r>
-                <m:rPr>
-                  <m:sty m:val="p"/>
-                </m:rPr>
-                <m:t>∣</m:t>
-              </m:r>
-              <m:r>
-                <m:t>A</m:t>
-              </m:r>
-              <m:r>
-                <m:rPr>
-                  <m:sty m:val="p"/>
-                </m:rPr>
-                <m:t>=</m:t>
-              </m:r>
-              <m:r>
-                <m:t>0</m:t>
-              </m:r>
-              <m:r>
-                <m:rPr>
-                  <m:sty m:val="p"/>
-                </m:rPr>
-                <m:t>,</m:t>
-              </m:r>
-              <m:r>
-                <m:t>L</m:t>
-              </m:r>
-              <m:r>
-                <m:rPr>
-                  <m:sty m:val="p"/>
-                </m:rPr>
-                <m:t>=</m:t>
-              </m:r>
-              <m:r>
-                <m:t>l</m:t>
-              </m:r>
-            </m:e>
-          </m:d>
-          <m:r>
-            <m:t>​</m:t>
-          </m:r>
           <m:r>
             <m:rPr>
               <m:sty m:val="p"/>
@@ -4133,6 +4139,7 @@
       <m:oMath>
         <m:r>
           <m:rPr>
+            <m:scr m:val="double-struck"/>
             <m:sty m:val="p"/>
           </m:rPr>
           <m:t>E</m:t>
@@ -4187,6 +4194,7 @@
       <m:oMath>
         <m:r>
           <m:rPr>
+            <m:scr m:val="double-struck"/>
             <m:sty m:val="p"/>
           </m:rPr>
           <m:t>E</m:t>
@@ -4241,6 +4249,7 @@
       <m:oMath>
         <m:r>
           <m:rPr>
+            <m:scr m:val="double-struck"/>
             <m:sty m:val="p"/>
           </m:rPr>
           <m:t>E</m:t>
@@ -4382,6 +4391,7 @@
                 </m:limUpp>
                 <m:r>
                   <m:rPr>
+                    <m:scr m:val="double-struck"/>
                     <m:sty m:val="p"/>
                   </m:rPr>
                   <m:t>E</m:t>
@@ -5468,6 +5478,7 @@
         </m:r>
         <m:r>
           <m:rPr>
+            <m:scr m:val="double-struck"/>
             <m:sty m:val="p"/>
           </m:rPr>
           <m:t>E</m:t>
@@ -6559,6 +6570,7 @@
       <m:oMath>
         <m:r>
           <m:rPr>
+            <m:scr m:val="double-struck"/>
             <m:sty m:val="p"/>
           </m:rPr>
           <m:t>E</m:t>
@@ -7361,6 +7373,7 @@
               </m:r>
               <m:r>
                 <m:rPr>
+                  <m:scr m:val="double-struck"/>
                   <m:sty m:val="p"/>
                 </m:rPr>
                 <m:t>E</m:t>
@@ -7573,6 +7586,7 @@
               </m:r>
               <m:r>
                 <m:rPr>
+                  <m:scr m:val="double-struck"/>
                   <m:sty m:val="p"/>
                 </m:rPr>
                 <m:t>E</m:t>
@@ -8943,6 +8957,7 @@
               </m:r>
               <m:r>
                 <m:rPr>
+                  <m:scr m:val="double-struck"/>
                   <m:sty m:val="p"/>
                 </m:rPr>
                 <m:t>E</m:t>
@@ -9003,6 +9018,7 @@
               <m:oMath>
                 <m:r>
                   <m:rPr>
+                    <m:scr m:val="double-struck"/>
                     <m:sty m:val="p"/>
                   </m:rPr>
                   <m:t>E</m:t>
@@ -9062,6 +9078,7 @@
                 </m:r>
                 <m:r>
                   <m:rPr>
+                    <m:scr m:val="double-struck"/>
                     <m:sty m:val="p"/>
                   </m:rPr>
                   <m:t>E</m:t>
@@ -9397,6 +9414,7 @@
             <m:oMath>
               <m:r>
                 <m:rPr>
+                  <m:scr m:val="double-struck"/>
                   <m:sty m:val="p"/>
                 </m:rPr>
                 <m:t>E</m:t>
@@ -9480,6 +9498,7 @@
                   <m:e>
                     <m:r>
                       <m:rPr>
+                        <m:scr m:val="double-struck"/>
                         <m:sty m:val="p"/>
                       </m:rPr>
                       <m:t>E</m:t>
@@ -9692,6 +9711,7 @@
                     </m:f>
                     <m:r>
                       <m:rPr>
+                        <m:scr m:val="double-struck"/>
                         <m:sty m:val="p"/>
                       </m:rPr>
                       <m:t>E</m:t>
@@ -10008,6 +10028,7 @@
                   <m:e>
                     <m:r>
                       <m:rPr>
+                        <m:scr m:val="double-struck"/>
                         <m:sty m:val="p"/>
                       </m:rPr>
                       <m:t>E</m:t>
@@ -10070,6 +10091,7 @@
                     </m:r>
                     <m:r>
                       <m:rPr>
+                        <m:scr m:val="double-struck"/>
                         <m:sty m:val="p"/>
                       </m:rPr>
                       <m:t>E</m:t>
@@ -10297,6 +10319,7 @@
                     </m:r>
                     <m:r>
                       <m:rPr>
+                        <m:scr m:val="double-struck"/>
                         <m:sty m:val="p"/>
                       </m:rPr>
                       <m:t>E</m:t>
@@ -10354,6 +10377,7 @@
                     </m:r>
                     <m:r>
                       <m:rPr>
+                        <m:scr m:val="double-struck"/>
                         <m:sty m:val="p"/>
                       </m:rPr>
                       <m:t>E</m:t>
@@ -10554,6 +10578,7 @@
                     </m:r>
                     <m:r>
                       <m:rPr>
+                        <m:scr m:val="double-struck"/>
                         <m:sty m:val="p"/>
                       </m:rPr>
                       <m:t>E</m:t>
@@ -10845,6 +10870,7 @@
       <m:oMath>
         <m:r>
           <m:rPr>
+            <m:scr m:val="double-struck"/>
             <m:sty m:val="p"/>
           </m:rPr>
           <m:t>E</m:t>
